--- a/competition/zte/final-package/BugMentor-中兴赛道-测试报告.docx
+++ b/competition/zte/final-package/BugMentor-中兴赛道-测试报告.docx
@@ -159,7 +159,7 @@
         </w:rPr>
         <w:t xml:space="preserve">在线前端：</w:t>
       </w:r>
-      <w:hyperlink w:history="1" r:id="rIdpmv7ugr6dknk2nqwm24gb">
+      <w:hyperlink w:history="1" r:id="rIdsxypt1sfgnwkwtmtzrvhe">
         <w:r>
           <w:rPr>
             <w:rFonts w:ascii="Microsoft YaHei" w:cs="Microsoft YaHei" w:eastAsia="Microsoft YaHei" w:hAnsi="Microsoft YaHei"/>
@@ -185,7 +185,7 @@
         </w:rPr>
         <w:t xml:space="preserve">在线后端：</w:t>
       </w:r>
-      <w:hyperlink w:history="1" r:id="rIdeqa5-x5gxzvdcjlly7fuc">
+      <w:hyperlink w:history="1" r:id="rIdt-zkejupo4pxuwvy7c-eu">
         <w:r>
           <w:rPr>
             <w:rFonts w:ascii="Microsoft YaHei" w:cs="Microsoft YaHei" w:eastAsia="Microsoft YaHei" w:hAnsi="Microsoft YaHei"/>
@@ -4037,7 +4037,7 @@
         <w:rPr>
           <w:rFonts w:ascii="Microsoft YaHei" w:cs="Microsoft YaHei" w:eastAsia="Microsoft YaHei" w:hAnsi="Microsoft YaHei"/>
         </w:rPr>
-        <w:t xml:space="preserve">2026-08-30 已完成自动化测试、Lint、生产构建和本地首屏视觉检查。</w:t>
+        <w:t xml:space="preserve">2026-08-30 已完成自动化测试、Lint、生产构建、线上冒烟、安全探测和桌面/窄屏视觉检查。</w:t>
       </w:r>
     </w:p>
     <w:p>
@@ -4053,7 +4053,54 @@
         <w:rPr>
           <w:rFonts w:ascii="Microsoft YaHei" w:cs="Microsoft YaHei" w:eastAsia="Microsoft YaHei" w:hAnsi="Microsoft YaHei"/>
         </w:rPr>
-        <w:t xml:space="preserve">正式提交前仍需人工执行 TC-01 至 TC-25，并保存结果截图。</w:t>
+        <w:t xml:space="preserve">线上真实 AI 调用返回 HTTP 200 和非空一级提示；合法来源 CORS 通过，未知来源预检被拒绝。</w:t>
+      </w:r>
+    </w:p>
+    <w:p>
+      <w:pPr>
+        <w:pStyle w:val="ListParagraph"/>
+        <w:numPr>
+          <w:ilvl w:val="0"/>
+          <w:numId w:val="1"/>
+        </w:numPr>
+        <w:spacing w:after="80" w:line="340"/>
+      </w:pPr>
+      <w:r>
+        <w:rPr>
+          <w:rFonts w:ascii="Microsoft YaHei" w:cs="Microsoft YaHei" w:eastAsia="Microsoft YaHei" w:hAnsi="Microsoft YaHei"/>
+        </w:rPr>
+        <w:t xml:space="preserve">TC-01—TC-15、TC-21—TC-25 由既有人工流程验证与自动化回归共同覆盖；TC-16—TC-19 由后端测试和线上探测覆盖；TC-20 已完成 500 px 窄屏布局检查。</w:t>
+      </w:r>
+    </w:p>
+    <w:p>
+      <w:pPr>
+        <w:pStyle w:val="ListParagraph"/>
+        <w:numPr>
+          <w:ilvl w:val="0"/>
+          <w:numId w:val="1"/>
+        </w:numPr>
+        <w:spacing w:after="80" w:line="340"/>
+      </w:pPr>
+      <w:r>
+        <w:rPr>
+          <w:rFonts w:ascii="Microsoft YaHei" w:cs="Microsoft YaHei" w:eastAsia="Microsoft YaHei" w:hAnsi="Microsoft YaHei"/>
+        </w:rPr>
+        <w:t xml:space="preserve">发布验收记录、提交哈希、CI 地址和截图索引见 </w:t>
+      </w:r>
+      <w:r>
+        <w:rPr>
+          <w:rFonts w:ascii="Consolas" w:cs="Consolas" w:eastAsia="Consolas" w:hAnsi="Consolas"/>
+          <w:color w:val="8B2F2F"/>
+          <w:sz w:val="20"/>
+          <w:szCs w:val="20"/>
+        </w:rPr>
+        <w:t xml:space="preserve">final-package/acceptance-report.md</w:t>
+      </w:r>
+      <w:r>
+        <w:rPr>
+          <w:rFonts w:ascii="Microsoft YaHei" w:cs="Microsoft YaHei" w:eastAsia="Microsoft YaHei" w:hAnsi="Microsoft YaHei"/>
+        </w:rPr>
+        <w:t xml:space="preserve">。</w:t>
       </w:r>
     </w:p>
     <w:p>
@@ -4086,7 +4133,7 @@
         <w:rPr>
           <w:rFonts w:ascii="Microsoft YaHei" w:cs="Microsoft YaHei" w:eastAsia="Microsoft YaHei" w:hAnsi="Microsoft YaHei"/>
         </w:rPr>
-        <w:t xml:space="preserve">最终手工结论：待提交前人工回归后填写</w:t>
+        <w:t xml:space="preserve">综合验收结论：通过。录制演示视频时再按现场演示顺序复核 TC-01、TC-06、TC-10、TC-11 和 TC-20，作为最终提交视频证据。</w:t>
       </w:r>
     </w:p>
     <w:sectPr>

--- a/competition/zte/final-package/BugMentor-中兴赛道-测试报告.docx
+++ b/competition/zte/final-package/BugMentor-中兴赛道-测试报告.docx
@@ -38,7 +38,7 @@
           <w:sz w:val="34"/>
           <w:szCs w:val="34"/>
         </w:rPr>
-        <w:t xml:space="preserve">中兴赛道 · 测试报告</w:t>
+        <w:t xml:space="preserve">中兴赛道命题二 · 测试报告</w:t>
       </w:r>
     </w:p>
     <w:p>
@@ -105,7 +105,7 @@
           <w:sz w:val="22"/>
           <w:szCs w:val="22"/>
         </w:rPr>
-        <w:t xml:space="preserve">版本：1.0 · 2026-08-30</w:t>
+        <w:t xml:space="preserve">版本：1.1 · 2026-09-05</w:t>
       </w:r>
     </w:p>
     <w:p>
@@ -130,18 +130,6 @@
       </w:pPr>
       <w:r>
         <w:br/>
-      </w:r>
-    </w:p>
-    <w:p>
-      <w:pPr>
-        <w:pStyle w:val="Heading1"/>
-        <w:keepNext/>
-      </w:pPr>
-      <w:r>
-        <w:rPr>
-          <w:rFonts w:ascii="Microsoft YaHei" w:cs="Microsoft YaHei" w:eastAsia="Microsoft YaHei" w:hAnsi="Microsoft YaHei"/>
-        </w:rPr>
-        <w:t xml:space="preserve">1. 测试环境</w:t>
       </w:r>
     </w:p>
     <w:p>
@@ -157,9 +145,162 @@
         <w:rPr>
           <w:rFonts w:ascii="Microsoft YaHei" w:cs="Microsoft YaHei" w:eastAsia="Microsoft YaHei" w:hAnsi="Microsoft YaHei"/>
         </w:rPr>
+        <w:t xml:space="preserve">参赛赛道：中兴赛道</w:t>
+      </w:r>
+    </w:p>
+    <w:p>
+      <w:pPr>
+        <w:pStyle w:val="ListParagraph"/>
+        <w:numPr>
+          <w:ilvl w:val="0"/>
+          <w:numId w:val="1"/>
+        </w:numPr>
+        <w:spacing w:after="80" w:line="340"/>
+      </w:pPr>
+      <w:r>
+        <w:rPr>
+          <w:rFonts w:ascii="Microsoft YaHei" w:cs="Microsoft YaHei" w:eastAsia="Microsoft YaHei" w:hAnsi="Microsoft YaHei"/>
+        </w:rPr>
+        <w:t xml:space="preserve">参赛命题：命题二《专业课助教智能体》</w:t>
+      </w:r>
+    </w:p>
+    <w:p>
+      <w:pPr>
+        <w:pStyle w:val="ListParagraph"/>
+        <w:numPr>
+          <w:ilvl w:val="0"/>
+          <w:numId w:val="1"/>
+        </w:numPr>
+        <w:spacing w:after="80" w:line="340"/>
+      </w:pPr>
+      <w:r>
+        <w:rPr>
+          <w:rFonts w:ascii="Microsoft YaHei" w:cs="Microsoft YaHei" w:eastAsia="Microsoft YaHei" w:hAnsi="Microsoft YaHei"/>
+        </w:rPr>
+        <w:t xml:space="preserve">作品名称：BugMentor</w:t>
+      </w:r>
+    </w:p>
+    <w:p>
+      <w:pPr>
+        <w:pStyle w:val="Heading1"/>
+        <w:keepNext/>
+      </w:pPr>
+      <w:r>
+        <w:rPr>
+          <w:rFonts w:ascii="Microsoft YaHei" w:cs="Microsoft YaHei" w:eastAsia="Microsoft YaHei" w:hAnsi="Microsoft YaHei"/>
+        </w:rPr>
+        <w:t xml:space="preserve">0. 统一必测用例映射</w:t>
+      </w:r>
+    </w:p>
+    <w:p>
+      <w:pPr>
+        <w:spacing w:after="120" w:line="360"/>
+      </w:pPr>
+      <w:r>
+        <w:rPr>
+          <w:rFonts w:ascii="Microsoft YaHei" w:cs="Microsoft YaHei" w:eastAsia="Microsoft YaHei" w:hAnsi="Microsoft YaHei"/>
+        </w:rPr>
+        <w:t xml:space="preserve">根据参赛手册编号，本项目按“中兴赛道命题二——专业课助教智能体”提交。官方评测模板中的专业课助教统一必测场景在本项目中映射为 TC-01，并通过 TC-02—TC-14 补充验证完整学习闭环。</w:t>
+      </w:r>
+    </w:p>
+    <w:p>
+      <w:pPr>
+        <w:spacing w:after="120" w:line="360"/>
+      </w:pPr>
+      <w:r>
+        <w:rPr>
+          <w:rFonts w:ascii="Microsoft YaHei" w:cs="Microsoft YaHei" w:eastAsia="Microsoft YaHei" w:hAnsi="Microsoft YaHei"/>
+        </w:rPr>
+        <w:t xml:space="preserve">统一必测输入采用 Python 列表索引错误：</w:t>
+      </w:r>
+    </w:p>
+    <w:p>
+      <w:pPr>
+        <w:shd w:fill="EAF1FA" w:color="auto" w:val="clear"/>
+        <w:spacing w:after="0" w:before="80"/>
+        <w:ind w:left="180" w:right="180"/>
+      </w:pPr>
+      <w:r>
+        <w:rPr>
+          <w:rFonts w:ascii="Microsoft YaHei" w:cs="Microsoft YaHei" w:eastAsia="Microsoft YaHei" w:hAnsi="Microsoft YaHei"/>
+          <w:b/>
+          <w:bCs/>
+          <w:color w:val="173B72"/>
+          <w:sz w:val="18"/>
+          <w:szCs w:val="18"/>
+        </w:rPr>
+        <w:t xml:space="preserve">python</w:t>
+      </w:r>
+    </w:p>
+    <w:p>
+      <w:pPr>
+        <w:shd w:fill="F3F5F7" w:color="auto" w:val="clear"/>
+        <w:spacing w:after="0" w:line="280"/>
+        <w:ind w:left="180" w:right="180"/>
+      </w:pPr>
+      <w:r>
+        <w:rPr>
+          <w:rFonts w:ascii="Consolas" w:cs="Consolas" w:eastAsia="Consolas" w:hAnsi="Consolas"/>
+          <w:sz w:val="18"/>
+          <w:szCs w:val="18"/>
+        </w:rPr>
+        <w:t xml:space="preserve">numbers = [10, 20, 30]</w:t>
+      </w:r>
+    </w:p>
+    <w:p>
+      <w:pPr>
+        <w:shd w:fill="F3F5F7" w:color="auto" w:val="clear"/>
+        <w:spacing w:after="140" w:line="280"/>
+        <w:ind w:left="180" w:right="180"/>
+      </w:pPr>
+      <w:r>
+        <w:rPr>
+          <w:rFonts w:ascii="Consolas" w:cs="Consolas" w:eastAsia="Consolas" w:hAnsi="Consolas"/>
+          <w:sz w:val="18"/>
+          <w:szCs w:val="18"/>
+        </w:rPr>
+        <w:t xml:space="preserve">print(numbers[3])</w:t>
+      </w:r>
+    </w:p>
+    <w:p>
+      <w:pPr>
+        <w:spacing w:after="120" w:line="360"/>
+      </w:pPr>
+      <w:r>
+        <w:rPr>
+          <w:rFonts w:ascii="Microsoft YaHei" w:cs="Microsoft YaHei" w:eastAsia="Microsoft YaHei" w:hAnsi="Microsoft YaHei"/>
+        </w:rPr>
+        <w:t xml:space="preserve">系统应围绕列表索引知识点进行步骤化解析和错因诊断，体现可追问、可纠错、可再讲解；第1—4级不得直接给出完整答案，修改后可通过确定性规则核验，关键知识点提供 Python 官方文档依据。</w:t>
+      </w:r>
+    </w:p>
+    <w:p>
+      <w:pPr>
+        <w:pStyle w:val="Heading1"/>
+        <w:keepNext/>
+      </w:pPr>
+      <w:r>
+        <w:rPr>
+          <w:rFonts w:ascii="Microsoft YaHei" w:cs="Microsoft YaHei" w:eastAsia="Microsoft YaHei" w:hAnsi="Microsoft YaHei"/>
+        </w:rPr>
+        <w:t xml:space="preserve">1. 测试环境</w:t>
+      </w:r>
+    </w:p>
+    <w:p>
+      <w:pPr>
+        <w:pStyle w:val="ListParagraph"/>
+        <w:numPr>
+          <w:ilvl w:val="0"/>
+          <w:numId w:val="1"/>
+        </w:numPr>
+        <w:spacing w:after="80" w:line="340"/>
+      </w:pPr>
+      <w:r>
+        <w:rPr>
+          <w:rFonts w:ascii="Microsoft YaHei" w:cs="Microsoft YaHei" w:eastAsia="Microsoft YaHei" w:hAnsi="Microsoft YaHei"/>
+        </w:rPr>
         <w:t xml:space="preserve">在线前端：</w:t>
       </w:r>
-      <w:hyperlink w:history="1" r:id="rIdsxypt1sfgnwkwtmtzrvhe">
+      <w:hyperlink w:history="1" r:id="rId1rx7ja38dlhtpdzuo8y7i">
         <w:r>
           <w:rPr>
             <w:rFonts w:ascii="Microsoft YaHei" w:cs="Microsoft YaHei" w:eastAsia="Microsoft YaHei" w:hAnsi="Microsoft YaHei"/>
@@ -185,7 +326,7 @@
         </w:rPr>
         <w:t xml:space="preserve">在线后端：</w:t>
       </w:r>
-      <w:hyperlink w:history="1" r:id="rIdt-zkejupo4pxuwvy7c-eu">
+      <w:hyperlink w:history="1" r:id="rIdo2do5ttaa9tur5ve0_c0c">
         <w:r>
           <w:rPr>
             <w:rFonts w:ascii="Microsoft YaHei" w:cs="Microsoft YaHei" w:eastAsia="Microsoft YaHei" w:hAnsi="Microsoft YaHei"/>
@@ -474,7 +615,7 @@
               <w:rPr>
                 <w:rFonts w:ascii="Microsoft YaHei" w:cs="Microsoft YaHei" w:eastAsia="Microsoft YaHei" w:hAnsi="Microsoft YaHei"/>
               </w:rPr>
-              <w:t xml:space="preserve">正常</w:t>
+              <w:t xml:space="preserve">统一必测/正常</w:t>
             </w:r>
           </w:p>
         </w:tc>
@@ -543,7 +684,7 @@
               <w:rPr>
                 <w:rFonts w:ascii="Microsoft YaHei" w:cs="Microsoft YaHei" w:eastAsia="Microsoft YaHei" w:hAnsi="Microsoft YaHei"/>
               </w:rPr>
-              <w:t xml:space="preserve">返回第1级提示，不直接给出具体下标答案</w:t>
+              <w:t xml:space="preserve">围绕索引知识点返回第1级提示，开始步骤化解析与错因诊断，不直接给出具体下标答案</w:t>
             </w:r>
           </w:p>
         </w:tc>
